--- a/Nitya_Laptop/#.docx
+++ b/Nitya_Laptop/#.docx
@@ -1,6 +1,6 @@
 
 <file path=word/document.xml><?xml version="1.0" encoding="utf-8"?>
-<w:document xmlns:wpc="http://schemas.microsoft.com/office/word/2010/wordprocessingCanvas" xmlns:cx="http://schemas.microsoft.com/office/drawing/2014/chartex" xmlns:cx1="http://schemas.microsoft.com/office/drawing/2015/9/8/chartex" xmlns:cx2="http://schemas.microsoft.com/office/drawing/2015/10/21/chartex" xmlns:cx3="http://schemas.microsoft.com/office/drawing/2016/5/9/chartex" xmlns:cx4="http://schemas.microsoft.com/office/drawing/2016/5/10/chartex" xmlns:cx5="http://schemas.microsoft.com/office/drawing/2016/5/11/chartex" xmlns:cx6="http://schemas.microsoft.com/office/drawing/2016/5/12/chartex" xmlns:cx7="http://schemas.microsoft.com/office/drawing/2016/5/13/chartex" xmlns:cx8="http://schemas.microsoft.com/office/drawing/2016/5/14/chartex" xmlns:mc="http://schemas.openxmlformats.org/markup-compatibility/2006" xmlns:aink="http://schemas.microsoft.com/office/drawing/2016/ink" xmlns:am3d="http://schemas.microsoft.com/office/drawing/2017/model3d" xmlns:o="urn:schemas-microsoft-com:office:office" xmlns:oel="http://schemas.microsoft.com/office/2019/extlst" xmlns:r="http://schemas.openxmlformats.org/officeDocument/2006/relationships" xmlns:m="http://schemas.openxmlformats.org/officeDocument/2006/math" xmlns:v="urn:schemas-microsoft-com:vml" xmlns:wp14="http://schemas.microsoft.com/office/word/2010/wordprocessingDrawing" xmlns:wp="http://schemas.openxmlformats.org/drawingml/2006/wordprocessingDrawing" xmlns:w10="urn:schemas-microsoft-com:office:word" xmlns:w="http://schemas.openxmlformats.org/wordprocessingml/2006/main" xmlns:w14="http://schemas.microsoft.com/office/word/2010/wordml" xmlns:w15="http://schemas.microsoft.com/office/word/2012/wordml" xmlns:w16cex="http://schemas.microsoft.com/office/word/2018/wordml/cex" xmlns:w16cid="http://schemas.microsoft.com/office/word/2016/wordml/cid" xmlns:w16="http://schemas.microsoft.com/office/word/2018/wordml" xmlns:w16sdtdh="http://schemas.microsoft.com/office/word/2020/wordml/sdtdatahash" xmlns:w16se="http://schemas.microsoft.com/office/word/2015/wordml/symex" xmlns:wpg="http://schemas.microsoft.com/office/word/2010/wordprocessingGroup" xmlns:wpi="http://schemas.microsoft.com/office/word/2010/wordprocessingInk" xmlns:wne="http://schemas.microsoft.com/office/word/2006/wordml" xmlns:wps="http://schemas.microsoft.com/office/word/2010/wordprocessingShape" mc:Ignorable="w14 w15 w16se w16cid w16 w16cex w16sdtdh wp14">
+<w:document xmlns:wpc="http://schemas.microsoft.com/office/word/2010/wordprocessingCanvas" xmlns:cx="http://schemas.microsoft.com/office/drawing/2014/chartex" xmlns:cx1="http://schemas.microsoft.com/office/drawing/2015/9/8/chartex" xmlns:cx2="http://schemas.microsoft.com/office/drawing/2015/10/21/chartex" xmlns:cx3="http://schemas.microsoft.com/office/drawing/2016/5/9/chartex" xmlns:cx4="http://schemas.microsoft.com/office/drawing/2016/5/10/chartex" xmlns:cx5="http://schemas.microsoft.com/office/drawing/2016/5/11/chartex" xmlns:cx6="http://schemas.microsoft.com/office/drawing/2016/5/12/chartex" xmlns:cx7="http://schemas.microsoft.com/office/drawing/2016/5/13/chartex" xmlns:cx8="http://schemas.microsoft.com/office/drawing/2016/5/14/chartex" xmlns:mc="http://schemas.openxmlformats.org/markup-compatibility/2006" xmlns:aink="http://schemas.microsoft.com/office/drawing/2016/ink" xmlns:am3d="http://schemas.microsoft.com/office/drawing/2017/model3d" xmlns:o="urn:schemas-microsoft-com:office:office" xmlns:r="http://schemas.openxmlformats.org/officeDocument/2006/relationships" xmlns:m="http://schemas.openxmlformats.org/officeDocument/2006/math" xmlns:v="urn:schemas-microsoft-com:vml" xmlns:wp14="http://schemas.microsoft.com/office/word/2010/wordprocessingDrawing" xmlns:wp="http://schemas.openxmlformats.org/drawingml/2006/wordprocessingDrawing" xmlns:w10="urn:schemas-microsoft-com:office:word" xmlns:w="http://schemas.openxmlformats.org/wordprocessingml/2006/main" xmlns:w14="http://schemas.microsoft.com/office/word/2010/wordml" xmlns:w15="http://schemas.microsoft.com/office/word/2012/wordml" xmlns:w16cex="http://schemas.microsoft.com/office/word/2018/wordml/cex" xmlns:w16cid="http://schemas.microsoft.com/office/word/2016/wordml/cid" xmlns:w16="http://schemas.microsoft.com/office/word/2018/wordml" xmlns:w16sdtdh="http://schemas.microsoft.com/office/word/2020/wordml/sdtdatahash" xmlns:w16se="http://schemas.microsoft.com/office/word/2015/wordml/symex" xmlns:wpg="http://schemas.microsoft.com/office/word/2010/wordprocessingGroup" xmlns:wpi="http://schemas.microsoft.com/office/word/2010/wordprocessingInk" xmlns:wne="http://schemas.microsoft.com/office/word/2006/wordml" xmlns:wps="http://schemas.microsoft.com/office/word/2010/wordprocessingShape" mc:Ignorable="w14 w15 w16se w16cid w16 w16cex w16sdtdh wp14">
   <w:body>
     <w:p>
       <w:pPr>
@@ -177,7 +177,7 @@
     <w:p>
       <w:r>
         <w:pict w14:anchorId="279685EB">
-          <v:rect id="_x0000_i1037" style="width:0;height:1.5pt" o:hralign="center" o:hrstd="t" o:hr="t" fillcolor="#a0a0a0" stroked="f"/>
+          <v:rect id="_x0000_i1025" style="width:0;height:1.5pt" o:hralign="center" o:hrstd="t" o:hr="t" fillcolor="#a0a0a0" stroked="f"/>
         </w:pict>
       </w:r>
     </w:p>
@@ -307,7 +307,7 @@
     <w:p>
       <w:r>
         <w:pict w14:anchorId="549C55C5">
-          <v:rect id="_x0000_i1038" style="width:0;height:1.5pt" o:hralign="center" o:hrstd="t" o:hr="t" fillcolor="#a0a0a0" stroked="f"/>
+          <v:rect id="_x0000_i1026" style="width:0;height:1.5pt" o:hralign="center" o:hrstd="t" o:hr="t" fillcolor="#a0a0a0" stroked="f"/>
         </w:pict>
       </w:r>
     </w:p>
@@ -395,7 +395,7 @@
     <w:p>
       <w:r>
         <w:pict w14:anchorId="1663CDCD">
-          <v:rect id="_x0000_i1083" style="width:0;height:1.5pt" o:hralign="center" o:hrstd="t" o:hr="t" fillcolor="#a0a0a0" stroked="f"/>
+          <v:rect id="_x0000_i1027" style="width:0;height:1.5pt" o:hralign="center" o:hrstd="t" o:hr="t" fillcolor="#a0a0a0" stroked="f"/>
         </w:pict>
       </w:r>
     </w:p>
@@ -526,7 +526,7 @@
     <w:p>
       <w:r>
         <w:pict w14:anchorId="0DDAF73C">
-          <v:rect id="_x0000_i1084" style="width:0;height:1.5pt" o:hralign="center" o:hrstd="t" o:hr="t" fillcolor="#a0a0a0" stroked="f"/>
+          <v:rect id="_x0000_i1028" style="width:0;height:1.5pt" o:hralign="center" o:hrstd="t" o:hr="t" fillcolor="#a0a0a0" stroked="f"/>
         </w:pict>
       </w:r>
     </w:p>
@@ -624,7 +624,7 @@
     <w:p>
       <w:r>
         <w:pict w14:anchorId="244B7065">
-          <v:rect id="_x0000_i1085" style="width:0;height:1.5pt" o:hralign="center" o:hrstd="t" o:hr="t" fillcolor="#a0a0a0" stroked="f"/>
+          <v:rect id="_x0000_i1029" style="width:0;height:1.5pt" o:hralign="center" o:hrstd="t" o:hr="t" fillcolor="#a0a0a0" stroked="f"/>
         </w:pict>
       </w:r>
     </w:p>
@@ -664,8 +664,8 @@
         <w:tblLook w:val="04A0" w:firstRow="1" w:lastRow="0" w:firstColumn="1" w:lastColumn="0" w:noHBand="0" w:noVBand="1"/>
       </w:tblPr>
       <w:tblGrid>
-        <w:gridCol w:w="3155"/>
-        <w:gridCol w:w="5620"/>
+        <w:gridCol w:w="3227"/>
+        <w:gridCol w:w="5548"/>
       </w:tblGrid>
       <w:tr>
         <w:trPr>
@@ -1052,39 +1052,7 @@
           <w:b/>
           <w:bCs/>
         </w:rPr>
-        <w:t>RSMRST#</w:t>
-      </w:r>
-      <w:r>
-        <w:rPr>
-          <w:rFonts w:ascii="Courier New" w:hAnsi="Courier New" w:cs="Courier New"/>
-          <w:b/>
-          <w:bCs/>
-        </w:rPr>
-        <w:t xml:space="preserve"> = </w:t>
-      </w:r>
-      <w:r>
-        <w:rPr>
-          <w:rFonts w:ascii="Courier New" w:hAnsi="Courier New" w:cs="Courier New"/>
-          <w:b/>
-          <w:bCs/>
-        </w:rPr>
-        <w:t>RSMRST_N</w:t>
-      </w:r>
-      <w:r>
-        <w:rPr>
-          <w:rFonts w:ascii="Courier New" w:hAnsi="Courier New" w:cs="Courier New"/>
-          <w:b/>
-          <w:bCs/>
-        </w:rPr>
-        <w:t xml:space="preserve"> = </w:t>
-      </w:r>
-      <w:r>
-        <w:rPr>
-          <w:rFonts w:ascii="Courier New" w:hAnsi="Courier New" w:cs="Courier New"/>
-          <w:b/>
-          <w:bCs/>
-        </w:rPr>
-        <w:t>RSMRST_L</w:t>
+        <w:t>RSMRST# = RSMRST_N = RSMRST_L</w:t>
       </w:r>
     </w:p>
     <w:p>
@@ -1398,11 +1366,17 @@
             <w:pPr>
               <w:rPr>
                 <w:rFonts w:ascii="Courier New" w:hAnsi="Courier New" w:cs="Courier New"/>
+                <w:b/>
+                <w:bCs/>
+                <w:highlight w:val="yellow"/>
               </w:rPr>
             </w:pPr>
             <w:r>
               <w:rPr>
                 <w:rFonts w:ascii="Courier New" w:hAnsi="Courier New" w:cs="Courier New"/>
+                <w:b/>
+                <w:bCs/>
+                <w:highlight w:val="yellow"/>
               </w:rPr>
               <w:t>_N</w:t>
             </w:r>
@@ -1424,11 +1398,17 @@
             <w:pPr>
               <w:rPr>
                 <w:rFonts w:ascii="Courier New" w:hAnsi="Courier New" w:cs="Courier New"/>
+                <w:b/>
+                <w:bCs/>
+                <w:highlight w:val="yellow"/>
               </w:rPr>
             </w:pPr>
             <w:r>
               <w:rPr>
                 <w:rFonts w:ascii="Courier New" w:hAnsi="Courier New" w:cs="Courier New"/>
+                <w:b/>
+                <w:bCs/>
+                <w:highlight w:val="yellow"/>
               </w:rPr>
               <w:t>Active Low</w:t>
             </w:r>
@@ -1455,11 +1435,17 @@
             <w:pPr>
               <w:rPr>
                 <w:rFonts w:ascii="Courier New" w:hAnsi="Courier New" w:cs="Courier New"/>
+                <w:b/>
+                <w:bCs/>
+                <w:highlight w:val="yellow"/>
               </w:rPr>
             </w:pPr>
             <w:r>
               <w:rPr>
                 <w:rFonts w:ascii="Courier New" w:hAnsi="Courier New" w:cs="Courier New"/>
+                <w:b/>
+                <w:bCs/>
+                <w:highlight w:val="yellow"/>
               </w:rPr>
               <w:t>_L</w:t>
             </w:r>
@@ -1481,11 +1467,17 @@
             <w:pPr>
               <w:rPr>
                 <w:rFonts w:ascii="Courier New" w:hAnsi="Courier New" w:cs="Courier New"/>
+                <w:b/>
+                <w:bCs/>
+                <w:highlight w:val="yellow"/>
               </w:rPr>
             </w:pPr>
             <w:r>
               <w:rPr>
                 <w:rFonts w:ascii="Courier New" w:hAnsi="Courier New" w:cs="Courier New"/>
+                <w:b/>
+                <w:bCs/>
+                <w:highlight w:val="yellow"/>
               </w:rPr>
               <w:t>Active Low</w:t>
             </w:r>
@@ -1512,11 +1504,17 @@
             <w:pPr>
               <w:rPr>
                 <w:rFonts w:ascii="Courier New" w:hAnsi="Courier New" w:cs="Courier New"/>
+                <w:b/>
+                <w:bCs/>
+                <w:highlight w:val="yellow"/>
               </w:rPr>
             </w:pPr>
             <w:r>
               <w:rPr>
                 <w:rFonts w:ascii="Courier New" w:hAnsi="Courier New" w:cs="Courier New"/>
+                <w:b/>
+                <w:bCs/>
+                <w:highlight w:val="yellow"/>
               </w:rPr>
               <w:t>_B</w:t>
             </w:r>
@@ -1538,11 +1536,17 @@
             <w:pPr>
               <w:rPr>
                 <w:rFonts w:ascii="Courier New" w:hAnsi="Courier New" w:cs="Courier New"/>
+                <w:b/>
+                <w:bCs/>
+                <w:highlight w:val="yellow"/>
               </w:rPr>
             </w:pPr>
             <w:r>
               <w:rPr>
                 <w:rFonts w:ascii="Courier New" w:hAnsi="Courier New" w:cs="Courier New"/>
+                <w:b/>
+                <w:bCs/>
+                <w:highlight w:val="yellow"/>
               </w:rPr>
               <w:t>Active Low (kabhi-kabhi)</w:t>
             </w:r>
@@ -2463,6 +2467,7 @@
   <w:style w:type="character" w:default="1" w:styleId="DefaultParagraphFont">
     <w:name w:val="Default Paragraph Font"/>
     <w:uiPriority w:val="1"/>
+    <w:semiHidden/>
     <w:unhideWhenUsed/>
   </w:style>
   <w:style w:type="table" w:default="1" w:styleId="TableNormal">
